--- a/Templates/order_air_no_reply.docx
+++ b/Templates/order_air_no_reply.docx
@@ -493,20 +493,13 @@
         <w:jc w:val="both"/>
         <w:rPr>
           <w:rFonts w:ascii="Bookman Old Style" w:hAnsi="Bookman Old Style" w:cs="Arial"/>
-          <w:b/>
-        </w:rPr>
-      </w:pPr>
-      <w:r>
-        <w:rPr>
-          <w:rFonts w:ascii="Bookman Old Style" w:hAnsi="Bookman Old Style" w:cs="Arial"/>
-        </w:rPr>
-        <w:t xml:space="preserve">For consideration before the Board is the pollution case of Respondent docketed as </w:t>
-      </w:r>
-      <w:r>
-        <w:rPr>
-          <w:rFonts w:ascii="Bookman Old Style" w:hAnsi="Bookman Old Style" w:cs="Arial"/>
-        </w:rPr>
-        <w:t xml:space="preserve">DENR-PAB CASE NO. NCR </w:t>
+        </w:rPr>
+      </w:pPr>
+      <w:r>
+        <w:rPr>
+          <w:rFonts w:ascii="Bookman Old Style" w:hAnsi="Bookman Old Style" w:cs="Arial"/>
+        </w:rPr>
+        <w:t xml:space="preserve">For consideration before the Board is the pollution case of Respondent docketed as DENR-PAB CASE NO. NCR </w:t>
       </w:r>
       <w:r>
         <w:rPr>
@@ -546,7 +539,6 @@
         <w:jc w:val="both"/>
         <w:rPr>
           <w:rFonts w:ascii="Bookman Old Style" w:hAnsi="Bookman Old Style" w:cs="Arial"/>
-          <w:bCs/>
           <w:i/>
         </w:rPr>
       </w:pPr>
@@ -554,37 +546,7 @@
         <w:rPr>
           <w:rFonts w:ascii="Bookman Old Style" w:hAnsi="Bookman Old Style" w:cs="Arial"/>
         </w:rPr>
-        <w:t>Records of the case reveal that</w:t>
-      </w:r>
-      <w:r>
-        <w:rPr>
-          <w:rFonts w:ascii="Bookman Old Style" w:hAnsi="Bookman Old Style" w:cs="Arial"/>
-        </w:rPr>
-        <w:t>,</w:t>
-      </w:r>
-      <w:r>
-        <w:rPr>
-          <w:rFonts w:ascii="Bookman Old Style" w:hAnsi="Bookman Old Style" w:cs="Arial"/>
-        </w:rPr>
-        <w:t xml:space="preserve"> based on the inspection conducted by the </w:t>
-      </w:r>
-      <w:r>
-        <w:rPr>
-          <w:rFonts w:ascii="Bookman Old Style" w:hAnsi="Bookman Old Style" w:cs="Arial"/>
-        </w:rPr>
-        <w:t xml:space="preserve">technical </w:t>
-      </w:r>
-      <w:r>
-        <w:rPr>
-          <w:rFonts w:ascii="Bookman Old Style" w:hAnsi="Bookman Old Style" w:cs="Arial"/>
-        </w:rPr>
-        <w:t xml:space="preserve">personnel of </w:t>
-      </w:r>
-      <w:r>
-        <w:rPr>
-          <w:rFonts w:ascii="Bookman Old Style" w:hAnsi="Bookman Old Style" w:cs="Arial"/>
-        </w:rPr>
-        <w:t xml:space="preserve">this Office on </w:t>
+        <w:t xml:space="preserve">Records of the case reveal that, based on the inspection conducted by the technical personnel of this Office on </w:t>
       </w:r>
       <w:r>
         <w:rPr>
@@ -596,13 +558,7 @@
         <w:rPr>
           <w:rFonts w:ascii="Bookman Old Style" w:hAnsi="Bookman Old Style" w:cs="Arial"/>
         </w:rPr>
-        <w:t xml:space="preserve">, </w:t>
-      </w:r>
-      <w:r>
-        <w:rPr>
-          <w:rFonts w:ascii="Bookman Old Style" w:hAnsi="Bookman Old Style" w:cs="Arial"/>
-        </w:rPr>
-        <w:t xml:space="preserve">Respondent </w:t>
+        <w:t xml:space="preserve">, Respondent </w:t>
       </w:r>
       <w:r>
         <w:rPr>
@@ -667,8 +623,6 @@
       <w:r>
         <w:rPr>
           <w:rFonts w:ascii="Bookman Old Style" w:hAnsi="Bookman Old Style" w:cs="Arial"/>
-          <w:b/>
-          <w:bCs/>
         </w:rPr>
         <w:t>{{</w:t>
       </w:r>
@@ -677,16 +631,7 @@
           <w:rFonts w:ascii="Bookman Old Style" w:hAnsi="Bookman Old Style" w:cs="Arial"/>
           <w:lang w:val="en-PH"/>
         </w:rPr>
-        <w:t>date_of_notice_of_violation</w:t>
-      </w:r>
-      <w:r>
-        <w:rPr>
-          <w:rFonts w:ascii="Bookman Old Style" w:hAnsi="Bookman Old Style" w:cs="Arial"/>
-          <w:b/>
-          <w:bCs/>
-          <w:lang w:val="en-PH"/>
-        </w:rPr>
-        <w:t>}}</w:t>
+        <w:t>date_of_notice_of_violation}}</w:t>
       </w:r>
       <w:r>
         <w:rPr>
@@ -698,7 +643,7 @@
         <w:rPr>
           <w:rFonts w:ascii="Bookman Old Style" w:hAnsi="Bookman Old Style" w:cs="Arial"/>
         </w:rPr>
-        <w:t>and</w:t>
+        <w:t>and Respondent was given an opportunity to explain why it should not be penalized under the law.</w:t>
       </w:r>
       <w:r>
         <w:rPr>
@@ -710,31 +655,7 @@
         <w:rPr>
           <w:rFonts w:ascii="Bookman Old Style" w:hAnsi="Bookman Old Style" w:cs="Arial"/>
         </w:rPr>
-        <w:t xml:space="preserve">Respondent </w:t>
-      </w:r>
-      <w:r>
-        <w:rPr>
-          <w:rFonts w:ascii="Bookman Old Style" w:hAnsi="Bookman Old Style" w:cs="Arial"/>
-        </w:rPr>
-        <w:t>was given an opportunity to explain why it should not be penalized under the law.</w:t>
-      </w:r>
-      <w:r>
-        <w:rPr>
-          <w:rFonts w:ascii="Bookman Old Style" w:hAnsi="Bookman Old Style" w:cs="Arial"/>
-        </w:rPr>
-        <w:t xml:space="preserve"> </w:t>
-      </w:r>
-      <w:r>
-        <w:rPr>
-          <w:rFonts w:ascii="Bookman Old Style" w:hAnsi="Bookman Old Style" w:cs="Arial"/>
-        </w:rPr>
-        <w:t>However, Respondent did not submit a Position Paper</w:t>
-      </w:r>
-      <w:r>
-        <w:rPr>
-          <w:rFonts w:ascii="Bookman Old Style" w:hAnsi="Bookman Old Style" w:cs="Arial"/>
-        </w:rPr>
-        <w:t>.</w:t>
+        <w:t>However, Respondent did not submit a Position Paper.</w:t>
       </w:r>
       <w:r>
         <w:rPr>
